--- a/DOCS/word/CONG_VIEC_CHO_ANH_KHAMPLA_CHOT.docx
+++ b/DOCS/word/CONG_VIEC_CHO_ANH_KHAMPLA_CHOT.docx
@@ -1761,7 +1761,63 @@
           <w:p>
             <w:r/>
             <w:r>
-              <w:t>Đã có trạng thái *thu một phần*</w:t>
+              <w:t xml:space="preserve">Làm xong 21/09: </w:t>
+            </w:r>
+            <w:r>
+              <w:rPr>
+                <w:b/>
+              </w:rPr>
+              <w:t>sổ thu tiền từng lần</w:t>
+            </w:r>
+            <w:r>
+              <w:t xml:space="preserve"> — mỗi lần tiền về ghi ngày, số tiền, tiền tệ, tỷ giá, cách thu; trạng thái *chưa thu · một phần · đủ* tự suy từ tổng</w:t>
+            </w:r>
+          </w:p>
+        </w:tc>
+      </w:tr>
+      <w:tr>
+        <w:tc>
+          <w:tcPr>
+            <w:tcW w:type="dxa" w:w="2880"/>
+          </w:tcPr>
+          <w:p>
+            <w:r/>
+            <w:r>
+              <w:rPr>
+                <w:b/>
+              </w:rPr>
+              <w:t>Tiền tệ cước</w:t>
+            </w:r>
+          </w:p>
+        </w:tc>
+        <w:tc>
+          <w:tcPr>
+            <w:tcW w:type="dxa" w:w="2880"/>
+          </w:tcPr>
+          <w:p>
+            <w:r/>
+            <w:r>
+              <w:t xml:space="preserve">EPL nhận cước bằng </w:t>
+            </w:r>
+            <w:r>
+              <w:rPr>
+                <w:b/>
+              </w:rPr>
+              <w:t>USD · Kíp · Nhân dân tệ · Bath</w:t>
+            </w:r>
+            <w:r>
+              <w:t>, và khách trả bằng tiền khác tiền ghi trên hoá đơn vẫn được</w:t>
+            </w:r>
+          </w:p>
+        </w:tc>
+        <w:tc>
+          <w:tcPr>
+            <w:tcW w:type="dxa" w:w="2880"/>
+          </w:tcPr>
+          <w:p>
+            <w:r/>
+            <w:r>
+              <w:t>Anh chủ dự án chốt 21/09. Đã làm: phiếu có ô *Tiền tệ cước*, bảng giá mang tiền tệ riêng, xe liên kết thuê được bằng tiền khác tiền bán, báo cáo cộng về Kíp kèm chia theo từng loại tiền</w:t>
             </w:r>
           </w:p>
         </w:tc>
@@ -2176,6 +2232,97 @@
               <w:rPr>
                 <w:b/>
               </w:rPr>
+              <w:t>C5.7</w:t>
+            </w:r>
+          </w:p>
+        </w:tc>
+        <w:tc>
+          <w:tcPr>
+            <w:tcW w:type="dxa" w:w="2880"/>
+          </w:tcPr>
+          <w:p>
+            <w:r/>
+            <w:r>
+              <w:t xml:space="preserve">Hoá đơn ghi USD mà khách chuyển Kíp: </w:t>
+            </w:r>
+            <w:r>
+              <w:rPr>
+                <w:b/>
+              </w:rPr>
+              <w:t>chênh lệch tỷ giá hạch toán thế nào</w:t>
+            </w:r>
+          </w:p>
+        </w:tc>
+        <w:tc>
+          <w:tcPr>
+            <w:tcW w:type="dxa" w:w="2880"/>
+          </w:tcPr>
+          <w:p>
+            <w:r/>
+            <w:r>
+              <w:t>Bên mình chỉ hiện ra hai con số (hoá đơn và số tiền thật về), không tự hạch toán chênh lệch — đó là sổ kế toán, việc của anh Khang. Cần anh Khang cho mã tài khoản chênh lệch tỷ giá nếu muốn tờ phiếu thu mang sẵn</w:t>
+            </w:r>
+          </w:p>
+        </w:tc>
+      </w:tr>
+      <w:tr>
+        <w:tc>
+          <w:tcPr>
+            <w:tcW w:type="dxa" w:w="2880"/>
+          </w:tcPr>
+          <w:p>
+            <w:r/>
+            <w:r>
+              <w:rPr>
+                <w:b/>
+              </w:rPr>
+              <w:t>C5.8</w:t>
+            </w:r>
+          </w:p>
+        </w:tc>
+        <w:tc>
+          <w:tcPr>
+            <w:tcW w:type="dxa" w:w="2880"/>
+          </w:tcPr>
+          <w:p>
+            <w:r/>
+            <w:r>
+              <w:t xml:space="preserve">Tỷ giá dùng lúc thu: </w:t>
+            </w:r>
+            <w:r>
+              <w:rPr>
+                <w:b/>
+              </w:rPr>
+              <w:t>tỷ giá ngày thu</w:t>
+            </w:r>
+            <w:r>
+              <w:t xml:space="preserve"> hay tỷ giá đã khoá trên phiếu</w:t>
+            </w:r>
+          </w:p>
+        </w:tc>
+        <w:tc>
+          <w:tcPr>
+            <w:tcW w:type="dxa" w:w="2880"/>
+          </w:tcPr>
+          <w:p>
+            <w:r/>
+            <w:r>
+              <w:t>Hiện để mặc định là tỷ giá khoá trên phiếu, người ghi sửa được ngay trên hộp nhập. Cần bên EPL nói cách họ đang làm trên giấy</w:t>
+            </w:r>
+          </w:p>
+        </w:tc>
+      </w:tr>
+      <w:tr>
+        <w:tc>
+          <w:tcPr>
+            <w:tcW w:type="dxa" w:w="2880"/>
+          </w:tcPr>
+          <w:p>
+            <w:r/>
+            <w:r>
+              <w:rPr>
+                <w:b/>
+              </w:rPr>
               <w:t>C1.1</w:t>
             </w:r>
           </w:p>
@@ -2379,6 +2526,61 @@
       </w:pPr>
       <w:r>
         <w:t>chặn ở mức API chứ không chỉ ở giao diện.</w:t>
+      </w:r>
+    </w:p>
+    <w:p>
+      <w:pPr>
+        <w:jc w:val="both"/>
+      </w:pPr>
+      <w:r>
+        <w:t xml:space="preserve">Cập nhật 21/09: đợt sửa tiền tệ vừa rồi </w:t>
+      </w:r>
+      <w:r>
+        <w:rPr>
+          <w:b/>
+        </w:rPr>
+        <w:t>không đụng tới việc này</w:t>
+      </w:r>
+      <w:r>
+        <w:t xml:space="preserve"> — các khoá tiền bán đổi tên</w:t>
+      </w:r>
+    </w:p>
+    <w:p>
+      <w:pPr>
+        <w:jc w:val="both"/>
+      </w:pPr>
+      <w:r>
+        <w:t>(</w:t>
+      </w:r>
+      <w:r>
+        <w:rPr>
+          <w:rFonts w:ascii="Consolas" w:hAnsi="Consolas"/>
+          <w:sz w:val="19"/>
+        </w:rPr>
+        <w:t>doanh_thu_usd</w:t>
+      </w:r>
+      <w:r>
+        <w:t xml:space="preserve"> → </w:t>
+      </w:r>
+      <w:r>
+        <w:rPr>
+          <w:rFonts w:ascii="Consolas" w:hAnsi="Consolas"/>
+          <w:sz w:val="19"/>
+        </w:rPr>
+        <w:t>doanh_thu</w:t>
+      </w:r>
+      <w:r>
+        <w:t xml:space="preserve"> + </w:t>
+      </w:r>
+      <w:r>
+        <w:rPr>
+          <w:rFonts w:ascii="Consolas" w:hAnsi="Consolas"/>
+          <w:sz w:val="19"/>
+        </w:rPr>
+        <w:t>ccy</w:t>
+      </w:r>
+      <w:r>
+        <w:t>) nhưng vẫn trả cho mọi vai ở hai đường trên. Việc vẫn còn nguyên.</w:t>
       </w:r>
     </w:p>
     <w:p>

--- a/DOCS/word/CONG_VIEC_CHO_ANH_KHAMPLA_CHOT.docx
+++ b/DOCS/word/CONG_VIEC_CHO_ANH_KHAMPLA_CHOT.docx
@@ -24,10 +24,10 @@
         <w:rPr>
           <w:b/>
         </w:rPr>
-        <w:t>21/09/2026</w:t>
+        <w:t>22/09/2026</w:t>
       </w:r>
       <w:r>
-        <w:t xml:space="preserve">. Ngày này sếp đã chốt câu quan trọng nhất (một chuyến đi qua </w:t>
+        <w:t xml:space="preserve">. Ngày 21/09 sếp chốt câu quan trọng nhất (một chuyến đi qua </w:t>
       </w:r>
       <w:r>
         <w:rPr>
@@ -36,7 +36,7 @@
         <w:t>hai DO</w:t>
       </w:r>
       <w:r>
-        <w:t>) và</w:t>
+        <w:t>); ngày</w:t>
       </w:r>
     </w:p>
     <w:p>
@@ -44,7 +44,44 @@
         <w:jc w:val="both"/>
       </w:pPr>
       <w:r>
-        <w:t>giao cho bên mình tự quyết phần còn lại theo logic vận tải chuyên nghiệp. Tệp này ghi lại **đã chốt gì,</w:t>
+        <w:t xml:space="preserve">22/09 </w:t>
+      </w:r>
+      <w:r>
+        <w:rPr>
+          <w:b/>
+        </w:rPr>
+        <w:t>anh Khampla trả lời bộ câu hỏi</w:t>
+      </w:r>
+      <w:r>
+        <w:t xml:space="preserve"> (</w:t>
+      </w:r>
+      <w:r>
+        <w:rPr>
+          <w:rFonts w:ascii="Consolas" w:hAnsi="Consolas"/>
+          <w:sz w:val="19"/>
+        </w:rPr>
+        <w:t>DOCS/word/traloituanhkhamplar.docx</w:t>
+      </w:r>
+      <w:r>
+        <w:t>, 32/36 câu). Kế hoạch sửa</w:t>
+      </w:r>
+    </w:p>
+    <w:p>
+      <w:pPr>
+        <w:jc w:val="both"/>
+      </w:pPr>
+      <w:r>
+        <w:t xml:space="preserve">theo phản hồi đó, chia ba đợt, nằm ở </w:t>
+      </w:r>
+      <w:r>
+        <w:rPr>
+          <w:rFonts w:ascii="Consolas" w:hAnsi="Consolas"/>
+          <w:sz w:val="19"/>
+        </w:rPr>
+        <w:t>KE_HOACH_SAU_PHAN_HOI_KHAMPLA.md</w:t>
+      </w:r>
+      <w:r>
+        <w:t>. Tệp này ghi lại **đã chốt gì,</w:t>
       </w:r>
     </w:p>
     <w:p>
@@ -685,13 +722,7 @@
           <w:p>
             <w:r/>
             <w:r>
-              <w:rPr>
-                <w:b/>
-              </w:rPr>
-              <w:t>Mỗi DO giao một hoá đơn</w:t>
-            </w:r>
-            <w:r>
-              <w:t>, tính trên tấn cân ở nơi giao × đơn giá</w:t>
+              <w:t>Mỗi DO một hoá đơn</w:t>
             </w:r>
           </w:p>
         </w:tc>
@@ -702,7 +733,22 @@
           <w:p>
             <w:r/>
             <w:r>
-              <w:t>Hoá đơn khớp một lần giao, đối chiếu phiếu cân dễ; gom theo tháng làm sau cũng không phá cấu trúc</w:t>
+              <w:rPr>
+                <w:b/>
+              </w:rPr>
+              <w:t>Anh Khampla 22/09:</w:t>
+            </w:r>
+            <w:r>
+              <w:t xml:space="preserve"> khách </w:t>
+            </w:r>
+            <w:r>
+              <w:rPr>
+                <w:b/>
+              </w:rPr>
+              <w:t>có hợp đồng</w:t>
+            </w:r>
+            <w:r>
+              <w:t xml:space="preserve"> nhận một hoá đơn gộp tháng, khách vãng lai mỗi phiếu một hoá đơn → làm ở đợt 2 (mục 2.2 kế hoạch)</w:t>
             </w:r>
           </w:p>
         </w:tc>
@@ -729,16 +775,13 @@
           <w:p>
             <w:r/>
             <w:r>
-              <w:t xml:space="preserve">DO gom </w:t>
+              <w:t xml:space="preserve">~~DO gom không có cước~~ → </w:t>
             </w:r>
             <w:r>
               <w:rPr>
                 <w:b/>
               </w:rPr>
-              <w:t>không có cước</w:t>
-            </w:r>
-            <w:r>
-              <w:t>, chỉ có chi phí</w:t>
+              <w:t>DO gom CÓ cước riêng</w:t>
             </w:r>
           </w:p>
         </w:tc>
@@ -749,7 +792,13 @@
           <w:p>
             <w:r/>
             <w:r>
-              <w:t>Khách trả cho việc đưa hàng tới cảng; chặng gom là việc nội bộ giữa hai chân của cùng một dịch vụ</w:t>
+              <w:rPr>
+                <w:b/>
+              </w:rPr>
+              <w:t>Anh Khampla 22/09</w:t>
+            </w:r>
+            <w:r>
+              <w:t xml:space="preserve"> tích "có cước riêng, khách trả cho chặng gom". Đã sửa đợt 1: phiếu gom có đơn giá, thành tiền, hoá đơn như phiếu giao</w:t>
             </w:r>
           </w:p>
         </w:tc>
@@ -1055,7 +1104,22 @@
           <w:p>
             <w:r/>
             <w:r>
-              <w:t>Giá hợp đồng nhập một lần, phiếu tự điền, kế toán chỉ sửa khi chuyến đó khác hợp đồng</w:t>
+              <w:rPr>
+                <w:b/>
+              </w:rPr>
+              <w:t>Anh Khampla 22/09</w:t>
+            </w:r>
+            <w:r>
+              <w:t xml:space="preserve"> xác nhận, và thêm: có cả giá </w:t>
+            </w:r>
+            <w:r>
+              <w:rPr>
+                <w:b/>
+              </w:rPr>
+              <w:t>khoán trọn chuyến</w:t>
+            </w:r>
+            <w:r>
+              <w:t xml:space="preserve"> (xe ngoài không hợp đồng) và giá đổi theo mùa/giá dầu → đợt 2, mục 2.1</w:t>
             </w:r>
           </w:p>
         </w:tc>
@@ -1082,16 +1146,16 @@
           <w:p>
             <w:r/>
             <w:r>
-              <w:t xml:space="preserve">Số và ngày phiếu quặng do </w:t>
+              <w:t xml:space="preserve">~~Bãi nhập~~ → </w:t>
             </w:r>
             <w:r>
               <w:rPr>
                 <w:b/>
               </w:rPr>
-              <w:t>Bãi nhập lúc bốc hàng</w:t>
-            </w:r>
-            <w:r>
-              <w:t>, kèm ảnh</w:t>
+              <w:t>Kế toán nhập khi nhận giấy</w:t>
+            </w:r>
+            <w:r>
+              <w:t>, Bãi chỉ đính kèm ảnh</w:t>
             </w:r>
           </w:p>
         </w:tc>
@@ -1102,7 +1166,13 @@
           <w:p>
             <w:r/>
             <w:r>
-              <w:t>Người cầm giấy là người nhập</w:t>
+              <w:rPr>
+                <w:b/>
+              </w:rPr>
+              <w:t>Anh Khampla 22/09.</w:t>
+            </w:r>
+            <w:r>
+              <w:t xml:space="preserve"> Đã sửa đợt 1: hai ô này Bãi chỉ đọc, kế toán Thu/Chi VC gõ</w:t>
             </w:r>
           </w:p>
         </w:tc>
@@ -1196,7 +1266,22 @@
           <w:p>
             <w:r/>
             <w:r>
-              <w:t>Đủ cho hợp đồng khác nhau mà không phải dựng danh mục chủ xe</w:t>
+              <w:rPr>
+                <w:b/>
+              </w:rPr>
+              <w:t>Anh Khampla 22/09:</w:t>
+            </w:r>
+            <w:r>
+              <w:t xml:space="preserve"> khác nhau theo </w:t>
+            </w:r>
+            <w:r>
+              <w:rPr>
+                <w:b/>
+              </w:rPr>
+              <w:t>từng chủ xe / hợp đồng</w:t>
+            </w:r>
+            <w:r>
+              <w:t xml:space="preserve"> → đợt 2, mục 2.4 (mặc định theo hồ sơ chủ xe)</w:t>
             </w:r>
           </w:p>
         </w:tc>
@@ -1243,17 +1328,13 @@
           <w:p>
             <w:r/>
             <w:r>
-              <w:t xml:space="preserve">Khớp với chứng từ </w:t>
-            </w:r>
-            <w:r>
               <w:rPr>
-                <w:rFonts w:ascii="Consolas" w:hAnsi="Consolas"/>
-                <w:sz w:val="19"/>
+                <w:b/>
               </w:rPr>
-              <w:t>PC_CX</w:t>
-            </w:r>
-            <w:r>
-              <w:t xml:space="preserve"> từng phiếu; gom tháng làm sau nếu họ cần</w:t>
+              <w:t>Anh Khampla 22/09:</w:t>
+            </w:r>
+            <w:r>
+              <w:t xml:space="preserve"> cả ba kiểu — từng phiếu (không hợp đồng), gộp cuối tháng, theo đợt → đợt 2, mục 2.3</w:t>
             </w:r>
           </w:p>
         </w:tc>
@@ -1333,10 +1414,10 @@
               <w:rPr>
                 <w:b/>
               </w:rPr>
-              <w:t>lít + đơn giá + trạm</w:t>
-            </w:r>
-            <w:r>
-              <w:t>, kế toán kho xăng dầu duyệt</w:t>
+              <w:t>lít</w:t>
+            </w:r>
+            <w:r>
+              <w:t>, kế toán nhập giá</w:t>
             </w:r>
           </w:p>
         </w:tc>
@@ -1347,7 +1428,22 @@
           <w:p>
             <w:r/>
             <w:r>
-              <w:t>Tài xế trả tiền mặt tại trạm nên chỉ họ biết giá</w:t>
+              <w:rPr>
+                <w:b/>
+              </w:rPr>
+              <w:t>Anh Khampla 22/09</w:t>
+            </w:r>
+            <w:r>
+              <w:t xml:space="preserve"> xác nhận, ghi chú thêm: đổ ở Việt Nam là </w:t>
+            </w:r>
+            <w:r>
+              <w:rPr>
+                <w:b/>
+              </w:rPr>
+              <w:t>ghi nợ tại trạm</w:t>
+            </w:r>
+            <w:r>
+              <w:t>, cuối tháng cấn trừ với cước khách → đợt 3, mục 3.3</w:t>
             </w:r>
           </w:p>
         </w:tc>
@@ -1374,22 +1470,13 @@
           <w:p>
             <w:r/>
             <w:r>
-              <w:t xml:space="preserve">Hai kho dầu: </w:t>
+              <w:t xml:space="preserve">~~Hai kho~~ → </w:t>
             </w:r>
             <w:r>
               <w:rPr>
                 <w:b/>
               </w:rPr>
-              <w:t>Thà Bốc</w:t>
-            </w:r>
-            <w:r>
-              <w:t xml:space="preserve"> và </w:t>
-            </w:r>
-            <w:r>
-              <w:rPr>
-                <w:b/>
-              </w:rPr>
-              <w:t>Viêng Chăn</w:t>
+              <w:t>Bảy kho dầu</w:t>
             </w:r>
           </w:p>
         </w:tc>
@@ -1400,7 +1487,13 @@
           <w:p>
             <w:r/>
             <w:r>
-              <w:t>Theo dữ liệu họ gửi</w:t>
+              <w:rPr>
+                <w:b/>
+              </w:rPr>
+              <w:t>Anh Khampla 22/09</w:t>
+            </w:r>
+            <w:r>
+              <w:t xml:space="preserve"> kể thêm năm: Km 28 Viêng Chăn · sân Thà Bốc Huay Lek · bản Thavai · sân Thakhek · Km 28 Thakhek (đường 8). Đã thêm đợt 1</w:t>
             </w:r>
           </w:p>
         </w:tc>
@@ -1444,7 +1537,13 @@
           <w:p>
             <w:r/>
             <w:r>
-              <w:t>Tránh nhảy giá theo từng lần nhập</w:t>
+              <w:rPr>
+                <w:b/>
+              </w:rPr>
+              <w:t>Anh Khampla 22/09</w:t>
+            </w:r>
+            <w:r>
+              <w:t xml:space="preserve"> xác nhận</w:t>
             </w:r>
           </w:p>
         </w:tc>
@@ -1491,7 +1590,13 @@
           <w:p>
             <w:r/>
             <w:r>
-              <w:t>Thêm "ví thẻ" là một tầng nữa mà Excel của họ không có; làm khi họ thấy cần</w:t>
+              <w:rPr>
+                <w:b/>
+              </w:rPr>
+              <w:t>Anh Khampla 22/09: muốn theo dõi số dư thẻ</w:t>
+            </w:r>
+            <w:r>
+              <w:t>; khách cấp thẻ thì cấn trừ cước tháng, không thì quỹ Thà Bốc đưa tiền mặt → đợt 3, mục 3.2</w:t>
             </w:r>
           </w:p>
         </w:tc>
@@ -1570,9 +1675,6 @@
               </w:rPr>
               <w:t>người của Bãi</w:t>
             </w:r>
-            <w:r>
-              <w:t>; Bãi duyệt báo hỏng và quyết định sửa kho hay gara</w:t>
-            </w:r>
           </w:p>
         </w:tc>
         <w:tc>
@@ -1582,7 +1684,13 @@
           <w:p>
             <w:r/>
             <w:r>
-              <w:t>Không đẻ thêm vai khi chưa chắc có người thật</w:t>
+              <w:rPr>
+                <w:b/>
+              </w:rPr>
+              <w:t>Anh Khampla 22/09: là NGƯỜI RIÊNG, cần tài khoản riêng</w:t>
+            </w:r>
+            <w:r>
+              <w:t>; xe hỏng báo cả Bãi và tổ sửa; tổ sửa quyết kho hay gara → đợt 3, mục 3.1</w:t>
             </w:r>
           </w:p>
         </w:tc>
@@ -1626,7 +1734,22 @@
           <w:p>
             <w:r/>
             <w:r>
-              <w:t>Lệnh sửa chữa riêng là một luồng mới; xem mục 3.3</w:t>
+              <w:rPr>
+                <w:b/>
+              </w:rPr>
+              <w:t>Anh Khampla 22/09:</w:t>
+            </w:r>
+            <w:r>
+              <w:t xml:space="preserve"> cả hai — phiếu gần nhất, </w:t>
+            </w:r>
+            <w:r>
+              <w:rPr>
+                <w:b/>
+              </w:rPr>
+              <w:t>và</w:t>
+            </w:r>
+            <w:r>
+              <w:t xml:space="preserve"> lệnh sửa riêng khi xe nằm lâu / bảo dưỡng định kỳ → đợt 3, mục 3.5</w:t>
             </w:r>
           </w:p>
         </w:tc>
@@ -1689,7 +1812,7 @@
               <w:rPr>
                 <w:b/>
               </w:rPr>
-              <w:t>C2.1, C2.2</w:t>
+              <w:t>C2.1</w:t>
             </w:r>
           </w:p>
         </w:tc>
@@ -1700,16 +1823,13 @@
           <w:p>
             <w:r/>
             <w:r>
-              <w:t xml:space="preserve">Ngày về và km về do </w:t>
+              <w:t xml:space="preserve">~~Bãi ghi~~ → </w:t>
             </w:r>
             <w:r>
               <w:rPr>
                 <w:b/>
               </w:rPr>
-              <w:t>Bãi</w:t>
-            </w:r>
-            <w:r>
-              <w:t xml:space="preserve"> ghi khi xe về; kiểm mục I xong Bãi không sửa gì thêm</w:t>
+              <w:t>Tài xế tự báo ngày về, km về qua điện thoại</w:t>
             </w:r>
           </w:p>
         </w:tc>
@@ -1719,6 +1839,15 @@
           </w:tcPr>
           <w:p>
             <w:r/>
+            <w:r>
+              <w:rPr>
+                <w:b/>
+              </w:rPr>
+              <w:t>Anh Khampla 22/09.</w:t>
+            </w:r>
+            <w:r>
+              <w:t xml:space="preserve"> Đã làm đợt 1: nút *Báo đã về* trên màn tài xế; Bãi bấm *Xe đã tới* thì hai ô đã điền sẵn</w:t>
+            </w:r>
           </w:p>
         </w:tc>
       </w:tr>
@@ -1733,7 +1862,7 @@
               <w:rPr>
                 <w:b/>
               </w:rPr>
-              <w:t>C8.3</w:t>
+              <w:t>C2.2</w:t>
             </w:r>
           </w:p>
         </w:tc>
@@ -1744,13 +1873,7 @@
           <w:p>
             <w:r/>
             <w:r>
-              <w:t xml:space="preserve">Khách trả chuyển khoản hoặc tiền mặt, </w:t>
-            </w:r>
-            <w:r>
-              <w:rPr>
-                <w:b/>
-              </w:rPr>
-              <w:t>có trả một phần</w:t>
+              <w:t>Sau kiểm mục I Bãi không sửa gì</w:t>
             </w:r>
           </w:p>
         </w:tc>
@@ -1761,16 +1884,22 @@
           <w:p>
             <w:r/>
             <w:r>
-              <w:t xml:space="preserve">Làm xong 21/09: </w:t>
-            </w:r>
-            <w:r>
               <w:rPr>
                 <w:b/>
               </w:rPr>
-              <w:t>sổ thu tiền từng lần</w:t>
-            </w:r>
-            <w:r>
-              <w:t xml:space="preserve"> — mỗi lần tiền về ghi ngày, số tiền, tiền tệ, tỷ giá, cách thu; trạng thái *chưa thu · một phần · đủ* tự suy từ tổng</w:t>
+              <w:t>Anh Khampla 22/09:</w:t>
+            </w:r>
+            <w:r>
+              <w:t xml:space="preserve"> có — </w:t>
+            </w:r>
+            <w:r>
+              <w:rPr>
+                <w:b/>
+              </w:rPr>
+              <w:t>đổi xe giữa đường</w:t>
+            </w:r>
+            <w:r>
+              <w:t xml:space="preserve"> khi xe hỏng nặng → đợt 3, mục 3.4</w:t>
             </w:r>
           </w:p>
         </w:tc>
@@ -1786,7 +1915,7 @@
               <w:rPr>
                 <w:b/>
               </w:rPr>
-              <w:t>Tiền tệ cước</w:t>
+              <w:t>C8.3</w:t>
             </w:r>
           </w:p>
         </w:tc>
@@ -1797,16 +1926,13 @@
           <w:p>
             <w:r/>
             <w:r>
-              <w:t xml:space="preserve">EPL nhận cước bằng </w:t>
+              <w:t xml:space="preserve">Khách trả chuyển khoản hoặc tiền mặt, </w:t>
             </w:r>
             <w:r>
               <w:rPr>
                 <w:b/>
               </w:rPr>
-              <w:t>USD · Kíp · Nhân dân tệ · Bath</w:t>
-            </w:r>
-            <w:r>
-              <w:t>, và khách trả bằng tiền khác tiền ghi trên hoá đơn vẫn được</w:t>
+              <w:t>có trả một phần</w:t>
             </w:r>
           </w:p>
         </w:tc>
@@ -1817,7 +1943,16 @@
           <w:p>
             <w:r/>
             <w:r>
-              <w:t>Anh chủ dự án chốt 21/09. Đã làm: phiếu có ô *Tiền tệ cước*, bảng giá mang tiền tệ riêng, xe liên kết thuê được bằng tiền khác tiền bán, báo cáo cộng về Kíp kèm chia theo từng loại tiền</w:t>
+              <w:t xml:space="preserve">Làm xong 21/09: </w:t>
+            </w:r>
+            <w:r>
+              <w:rPr>
+                <w:b/>
+              </w:rPr>
+              <w:t>sổ thu tiền từng lần</w:t>
+            </w:r>
+            <w:r>
+              <w:t xml:space="preserve"> — mỗi lần tiền về ghi ngày, số tiền, tiền tệ, tỷ giá, cách thu; trạng thái *chưa thu · một phần · đủ* tự suy từ tổng</w:t>
             </w:r>
           </w:p>
         </w:tc>
@@ -1833,7 +1968,7 @@
               <w:rPr>
                 <w:b/>
               </w:rPr>
-              <w:t>C9.1</w:t>
+              <w:t>Tiền tệ cước</w:t>
             </w:r>
           </w:p>
         </w:tc>
@@ -1844,16 +1979,16 @@
           <w:p>
             <w:r/>
             <w:r>
-              <w:t xml:space="preserve">Màn phiếu chia </w:t>
+              <w:t xml:space="preserve">EPL nhận cước bằng </w:t>
             </w:r>
             <w:r>
               <w:rPr>
                 <w:b/>
               </w:rPr>
-              <w:t>tab theo mục</w:t>
-            </w:r>
-            <w:r>
-              <w:t>, mỗi vai mở đúng tab của mình</w:t>
+              <w:t>USD · Kíp · Nhân dân tệ · Bath</w:t>
+            </w:r>
+            <w:r>
+              <w:t>, và khách trả bằng tiền khác tiền ghi trên hoá đơn vẫn được</w:t>
             </w:r>
           </w:p>
         </w:tc>
@@ -1864,7 +1999,7 @@
           <w:p>
             <w:r/>
             <w:r>
-              <w:t>Đã làm xong</w:t>
+              <w:t>Anh chủ dự án chốt 21/09. Đã làm: phiếu có ô *Tiền tệ cước*, bảng giá mang tiền tệ riêng, xe liên kết thuê được bằng tiền khác tiền bán, báo cáo cộng về Kíp kèm chia theo từng loại tiền</w:t>
             </w:r>
           </w:p>
         </w:tc>
@@ -1880,7 +2015,7 @@
               <w:rPr>
                 <w:b/>
               </w:rPr>
-              <w:t>C9.2</w:t>
+              <w:t>C9.1</w:t>
             </w:r>
           </w:p>
         </w:tc>
@@ -1891,13 +2026,16 @@
           <w:p>
             <w:r/>
             <w:r>
-              <w:t xml:space="preserve">Ngôn ngữ mặc định ở máy bãi: </w:t>
+              <w:t xml:space="preserve">Màn phiếu chia </w:t>
             </w:r>
             <w:r>
               <w:rPr>
                 <w:b/>
               </w:rPr>
-              <w:t>tiếng Lào</w:t>
+              <w:t>tab theo mục</w:t>
+            </w:r>
+            <w:r>
+              <w:t>, mỗi vai mở đúng tab của mình</w:t>
             </w:r>
           </w:p>
         </w:tc>
@@ -1908,7 +2046,57 @@
           <w:p>
             <w:r/>
             <w:r>
-              <w:t>Người dùng ở bãi là người Lào; đổi một nút là xong và máy nào nhớ theo máy đó</w:t>
+              <w:t>Đã làm xong</w:t>
+            </w:r>
+          </w:p>
+        </w:tc>
+      </w:tr>
+      <w:tr>
+        <w:tc>
+          <w:tcPr>
+            <w:tcW w:type="dxa" w:w="2880"/>
+          </w:tcPr>
+          <w:p>
+            <w:r/>
+            <w:r>
+              <w:rPr>
+                <w:b/>
+              </w:rPr>
+              <w:t>C9.2</w:t>
+            </w:r>
+          </w:p>
+        </w:tc>
+        <w:tc>
+          <w:tcPr>
+            <w:tcW w:type="dxa" w:w="2880"/>
+          </w:tcPr>
+          <w:p>
+            <w:r/>
+            <w:r>
+              <w:t xml:space="preserve">Ngôn ngữ mặc định ở máy bãi: </w:t>
+            </w:r>
+            <w:r>
+              <w:rPr>
+                <w:b/>
+              </w:rPr>
+              <w:t>tiếng Lào</w:t>
+            </w:r>
+          </w:p>
+        </w:tc>
+        <w:tc>
+          <w:tcPr>
+            <w:tcW w:type="dxa" w:w="2880"/>
+          </w:tcPr>
+          <w:p>
+            <w:r/>
+            <w:r>
+              <w:rPr>
+                <w:b/>
+              </w:rPr>
+              <w:t>Anh Khampla 22/09</w:t>
+            </w:r>
+            <w:r>
+              <w:t xml:space="preserve"> xác nhận. Đã làm đợt 1: máy chưa chọn ngôn ngữ mà người vào là Bãi, thủ kho, tài xế → tự đặt tiếng Lào</w:t>
             </w:r>
           </w:p>
         </w:tc>
@@ -1921,6 +2109,339 @@
       </w:pPr>
       <w:r>
         <w:t>---</w:t>
+      </w:r>
+    </w:p>
+    <w:p>
+      <w:pPr>
+        <w:pStyle w:val="Heading1"/>
+      </w:pPr>
+      <w:r>
+        <w:rPr>
+          <w:color w:val="145C4A"/>
+        </w:rPr>
+        <w:t>Phần 1b. Mã tài khoản — anh Khampla đã cho (22/09), đã sửa đợt 1</w:t>
+      </w:r>
+    </w:p>
+    <w:tbl>
+      <w:tblPr>
+        <w:tblStyle w:val="LightGrid-Accent1"/>
+        <w:tblW w:type="auto" w:w="0"/>
+        <w:tblLook w:firstColumn="1" w:firstRow="1" w:lastColumn="0" w:lastRow="0" w:noHBand="0" w:noVBand="1" w:val="04A0"/>
+      </w:tblPr>
+      <w:tblGrid>
+        <w:gridCol w:w="2880"/>
+        <w:gridCol w:w="2880"/>
+        <w:gridCol w:w="2880"/>
+      </w:tblGrid>
+      <w:tr>
+        <w:tc>
+          <w:tcPr>
+            <w:tcW w:type="dxa" w:w="2880"/>
+          </w:tcPr>
+          <w:p>
+            <w:r>
+              <w:rPr>
+                <w:b/>
+              </w:rPr>
+            </w:r>
+            <w:r>
+              <w:rPr>
+                <w:b/>
+              </w:rPr>
+              <w:t>Mã</w:t>
+            </w:r>
+          </w:p>
+        </w:tc>
+        <w:tc>
+          <w:tcPr>
+            <w:tcW w:type="dxa" w:w="2880"/>
+          </w:tcPr>
+          <w:p>
+            <w:r>
+              <w:rPr>
+                <w:b/>
+              </w:rPr>
+            </w:r>
+            <w:r>
+              <w:rPr>
+                <w:b/>
+              </w:rPr>
+              <w:t>Anh Khampla trả lời</w:t>
+            </w:r>
+          </w:p>
+        </w:tc>
+        <w:tc>
+          <w:tcPr>
+            <w:tcW w:type="dxa" w:w="2880"/>
+          </w:tcPr>
+          <w:p>
+            <w:r>
+              <w:rPr>
+                <w:b/>
+              </w:rPr>
+            </w:r>
+            <w:r>
+              <w:rPr>
+                <w:b/>
+              </w:rPr>
+              <w:t>Bên mình ghi sổ theo</w:t>
+            </w:r>
+          </w:p>
+        </w:tc>
+      </w:tr>
+      <w:tr>
+        <w:tc>
+          <w:tcPr>
+            <w:tcW w:type="dxa" w:w="2880"/>
+          </w:tcPr>
+          <w:p>
+            <w:r/>
+            <w:r>
+              <w:rPr>
+                <w:b/>
+              </w:rPr>
+              <w:t>C5.4</w:t>
+            </w:r>
+            <w:r>
+              <w:t xml:space="preserve"> Kho</w:t>
+            </w:r>
+          </w:p>
+        </w:tc>
+        <w:tc>
+          <w:tcPr>
+            <w:tcW w:type="dxa" w:w="2880"/>
+          </w:tcPr>
+          <w:p>
+            <w:r/>
+            <w:r>
+              <w:rPr>
+                <w:b/>
+              </w:rPr>
+              <w:t>137</w:t>
+            </w:r>
+            <w:r>
+              <w:t xml:space="preserve"> tài khoản mẹ, </w:t>
+            </w:r>
+            <w:r>
+              <w:rPr>
+                <w:b/>
+              </w:rPr>
+              <w:t>1371</w:t>
+            </w:r>
+            <w:r>
+              <w:t xml:space="preserve"> tài khoản con (sá-la-ban kế toán doanh nghiệp Lào)</w:t>
+            </w:r>
+          </w:p>
+        </w:tc>
+        <w:tc>
+          <w:tcPr>
+            <w:tcW w:type="dxa" w:w="2880"/>
+          </w:tcPr>
+          <w:p>
+            <w:r/>
+            <w:r>
+              <w:rPr>
+                <w:rFonts w:ascii="Consolas" w:hAnsi="Consolas"/>
+                <w:sz w:val="19"/>
+              </w:rPr>
+              <w:t>1371</w:t>
+            </w:r>
+            <w:r>
+              <w:t xml:space="preserve"> — mã con là cấp hạch toán</w:t>
+            </w:r>
+          </w:p>
+        </w:tc>
+      </w:tr>
+      <w:tr>
+        <w:tc>
+          <w:tcPr>
+            <w:tcW w:type="dxa" w:w="2880"/>
+          </w:tcPr>
+          <w:p>
+            <w:r/>
+            <w:r>
+              <w:rPr>
+                <w:b/>
+              </w:rPr>
+              <w:t>C5.5</w:t>
+            </w:r>
+            <w:r>
+              <w:t xml:space="preserve"> Nhà cung cấp</w:t>
+            </w:r>
+          </w:p>
+        </w:tc>
+        <w:tc>
+          <w:tcPr>
+            <w:tcW w:type="dxa" w:w="2880"/>
+          </w:tcPr>
+          <w:p>
+            <w:r/>
+            <w:r>
+              <w:rPr>
+                <w:b/>
+              </w:rPr>
+              <w:t>402</w:t>
+            </w:r>
+            <w:r>
+              <w:t xml:space="preserve"> mẹ, </w:t>
+            </w:r>
+            <w:r>
+              <w:rPr>
+                <w:b/>
+              </w:rPr>
+              <w:t>4021</w:t>
+            </w:r>
+            <w:r>
+              <w:t xml:space="preserve"> con, tách theo từng nhà cung cấp</w:t>
+            </w:r>
+          </w:p>
+        </w:tc>
+        <w:tc>
+          <w:tcPr>
+            <w:tcW w:type="dxa" w:w="2880"/>
+          </w:tcPr>
+          <w:p>
+            <w:r/>
+            <w:r>
+              <w:rPr>
+                <w:rFonts w:ascii="Consolas" w:hAnsi="Consolas"/>
+                <w:sz w:val="19"/>
+              </w:rPr>
+              <w:t>4021</w:t>
+            </w:r>
+          </w:p>
+        </w:tc>
+      </w:tr>
+      <w:tr>
+        <w:tc>
+          <w:tcPr>
+            <w:tcW w:type="dxa" w:w="2880"/>
+          </w:tcPr>
+          <w:p>
+            <w:r/>
+            <w:r>
+              <w:rPr>
+                <w:b/>
+              </w:rPr>
+              <w:t>C5.6</w:t>
+            </w:r>
+            <w:r>
+              <w:t xml:space="preserve"> Tiền</w:t>
+            </w:r>
+          </w:p>
+        </w:tc>
+        <w:tc>
+          <w:tcPr>
+            <w:tcW w:type="dxa" w:w="2880"/>
+          </w:tcPr>
+          <w:p>
+            <w:r/>
+            <w:r>
+              <w:t xml:space="preserve">Tiền mặt Kíp </w:t>
+            </w:r>
+            <w:r>
+              <w:rPr>
+                <w:b/>
+              </w:rPr>
+              <w:t>1011</w:t>
+            </w:r>
+            <w:r>
+              <w:t xml:space="preserve"> · tiền mặt ngoại tệ </w:t>
+            </w:r>
+            <w:r>
+              <w:rPr>
+                <w:b/>
+              </w:rPr>
+              <w:t>1012</w:t>
+            </w:r>
+            <w:r>
+              <w:t xml:space="preserve"> · ngân hàng Kíp </w:t>
+            </w:r>
+            <w:r>
+              <w:rPr>
+                <w:b/>
+              </w:rPr>
+              <w:t>1021</w:t>
+            </w:r>
+            <w:r>
+              <w:t xml:space="preserve"> · ngân hàng ngoại tệ </w:t>
+            </w:r>
+            <w:r>
+              <w:rPr>
+                <w:b/>
+              </w:rPr>
+              <w:t>1022</w:t>
+            </w:r>
+          </w:p>
+        </w:tc>
+        <w:tc>
+          <w:tcPr>
+            <w:tcW w:type="dxa" w:w="2880"/>
+          </w:tcPr>
+          <w:p>
+            <w:r/>
+            <w:r>
+              <w:t>Chọn tự động theo *cách thu/chi* × *tiền tệ*; quỹ tiền mặt mặc định tiền mặt</w:t>
+            </w:r>
+          </w:p>
+        </w:tc>
+      </w:tr>
+    </w:tbl>
+    <w:p/>
+    <w:p>
+      <w:pPr>
+        <w:jc w:val="both"/>
+      </w:pPr>
+      <w:r>
+        <w:t xml:space="preserve">Tất cả nằm ở một chỗ: </w:t>
+      </w:r>
+      <w:r>
+        <w:rPr>
+          <w:rFonts w:ascii="Consolas" w:hAnsi="Consolas"/>
+          <w:sz w:val="19"/>
+        </w:rPr>
+        <w:t>services/chung_tu.py</w:t>
+      </w:r>
+      <w:r>
+        <w:t xml:space="preserve"> (</w:t>
+      </w:r>
+      <w:r>
+        <w:rPr>
+          <w:rFonts w:ascii="Consolas" w:hAnsi="Consolas"/>
+          <w:sz w:val="19"/>
+        </w:rPr>
+        <w:t>KHO</w:t>
+      </w:r>
+      <w:r>
+        <w:t xml:space="preserve">, </w:t>
+      </w:r>
+      <w:r>
+        <w:rPr>
+          <w:rFonts w:ascii="Consolas" w:hAnsi="Consolas"/>
+          <w:sz w:val="19"/>
+        </w:rPr>
+        <w:t>NCC</w:t>
+      </w:r>
+      <w:r>
+        <w:t xml:space="preserve">, </w:t>
+      </w:r>
+      <w:r>
+        <w:rPr>
+          <w:rFonts w:ascii="Consolas" w:hAnsi="Consolas"/>
+          <w:sz w:val="19"/>
+        </w:rPr>
+        <w:t>MA_TIEN</w:t>
+      </w:r>
+      <w:r>
+        <w:t>). Anh Khang muốn dùng mã mẹ thay</w:t>
+      </w:r>
+    </w:p>
+    <w:p>
+      <w:pPr>
+        <w:jc w:val="both"/>
+      </w:pPr>
+      <w:r>
+        <w:t>mã con thì đổi ở đó.</w:t>
       </w:r>
     </w:p>
     <w:p>
@@ -2012,7 +2533,7 @@
               <w:rPr>
                 <w:b/>
               </w:rPr>
-              <w:t>C5.4</w:t>
+              <w:t>C5.7</w:t>
             </w:r>
           </w:p>
         </w:tc>
@@ -2023,46 +2544,13 @@
           <w:p>
             <w:r/>
             <w:r>
-              <w:t xml:space="preserve">Mã tài khoản </w:t>
+              <w:t xml:space="preserve">Hoá đơn ghi USD mà khách chuyển Kíp: </w:t>
             </w:r>
             <w:r>
               <w:rPr>
                 <w:b/>
               </w:rPr>
-              <w:t>kho</w:t>
-            </w:r>
-            <w:r>
-              <w:t xml:space="preserve">: </w:t>
-            </w:r>
-            <w:r>
-              <w:rPr>
-                <w:rFonts w:ascii="Consolas" w:hAnsi="Consolas"/>
-                <w:sz w:val="19"/>
-              </w:rPr>
-              <w:t>37</w:t>
-            </w:r>
-            <w:r>
-              <w:t xml:space="preserve">, </w:t>
-            </w:r>
-            <w:r>
-              <w:rPr>
-                <w:rFonts w:ascii="Consolas" w:hAnsi="Consolas"/>
-                <w:sz w:val="19"/>
-              </w:rPr>
-              <w:t>371</w:t>
-            </w:r>
-            <w:r>
-              <w:t xml:space="preserve"> hay </w:t>
-            </w:r>
-            <w:r>
-              <w:rPr>
-                <w:rFonts w:ascii="Consolas" w:hAnsi="Consolas"/>
-                <w:sz w:val="19"/>
-              </w:rPr>
-              <w:t>137</w:t>
-            </w:r>
-            <w:r>
-              <w:t>?</w:t>
+              <w:t>chênh lệch tỷ giá hạch toán thế nào</w:t>
             </w:r>
           </w:p>
         </w:tc>
@@ -2073,14 +2561,7 @@
           <w:p>
             <w:r/>
             <w:r>
-              <w:t xml:space="preserve">Ba tài liệu của họ ghi ba số khác nhau. Đang dùng </w:t>
-            </w:r>
-            <w:r>
-              <w:rPr>
-                <w:rFonts w:ascii="Consolas" w:hAnsi="Consolas"/>
-                <w:sz w:val="19"/>
-              </w:rPr>
-              <w:t>371</w:t>
+              <w:t>Bên mình chỉ hiện ra hai con số (hoá đơn và số tiền thật về), không tự hạch toán chênh lệch — đó là sổ kế toán, việc của anh Khang. Cần anh Khang cho mã tài khoản chênh lệch tỷ giá nếu muốn tờ phiếu thu mang sẵn</w:t>
             </w:r>
           </w:p>
         </w:tc>
@@ -2096,7 +2577,7 @@
               <w:rPr>
                 <w:b/>
               </w:rPr>
-              <w:t>C5.5</w:t>
+              <w:t>C5.8</w:t>
             </w:r>
           </w:p>
         </w:tc>
@@ -2107,36 +2588,16 @@
           <w:p>
             <w:r/>
             <w:r>
-              <w:t xml:space="preserve">Mã </w:t>
+              <w:t xml:space="preserve">Tỷ giá dùng lúc thu: </w:t>
             </w:r>
             <w:r>
               <w:rPr>
                 <w:b/>
               </w:rPr>
-              <w:t>nhà cung cấp</w:t>
-            </w:r>
-            <w:r>
-              <w:t xml:space="preserve">: </w:t>
-            </w:r>
-            <w:r>
-              <w:rPr>
-                <w:rFonts w:ascii="Consolas" w:hAnsi="Consolas"/>
-                <w:sz w:val="19"/>
-              </w:rPr>
-              <w:t>402</w:t>
-            </w:r>
-            <w:r>
-              <w:t xml:space="preserve"> hay </w:t>
-            </w:r>
-            <w:r>
-              <w:rPr>
-                <w:rFonts w:ascii="Consolas" w:hAnsi="Consolas"/>
-                <w:sz w:val="19"/>
-              </w:rPr>
-              <w:t>4021</w:t>
-            </w:r>
-            <w:r>
-              <w:t>?</w:t>
+              <w:t>tỷ giá ngày thu</w:t>
+            </w:r>
+            <w:r>
+              <w:t xml:space="preserve"> hay tỷ giá đã khoá trên phiếu</w:t>
             </w:r>
           </w:p>
         </w:tc>
@@ -2147,14 +2608,7 @@
           <w:p>
             <w:r/>
             <w:r>
-              <w:t xml:space="preserve">Đang dùng </w:t>
-            </w:r>
-            <w:r>
-              <w:rPr>
-                <w:rFonts w:ascii="Consolas" w:hAnsi="Consolas"/>
-                <w:sz w:val="19"/>
-              </w:rPr>
-              <w:t>402</w:t>
+              <w:t>Hiện để mặc định là tỷ giá khoá trên phiếu, người ghi sửa được ngay trên hộp nhập. Cần bên EPL nói cách họ đang làm trên giấy</w:t>
             </w:r>
           </w:p>
         </w:tc>
@@ -2170,7 +2624,7 @@
               <w:rPr>
                 <w:b/>
               </w:rPr>
-              <w:t>C5.6</w:t>
+              <w:t>C1.1</w:t>
             </w:r>
           </w:p>
         </w:tc>
@@ -2181,22 +2635,7 @@
           <w:p>
             <w:r/>
             <w:r>
-              <w:t xml:space="preserve">Mã </w:t>
-            </w:r>
-            <w:r>
-              <w:rPr>
-                <w:b/>
-              </w:rPr>
-              <w:t>tiền mặt</w:t>
-            </w:r>
-            <w:r>
-              <w:t xml:space="preserve"> và </w:t>
-            </w:r>
-            <w:r>
-              <w:rPr>
-                <w:b/>
-              </w:rPr>
-              <w:t>ngân hàng</w:t>
+              <w:t>Tên người giữ tài khoản *KT Thu/Chi VC* và *KT Chi phí VC*</w:t>
             </w:r>
           </w:p>
         </w:tc>
@@ -2207,16 +2646,7 @@
           <w:p>
             <w:r/>
             <w:r>
-              <w:t xml:space="preserve">Chưa có trong tài liệu nào; đang để trống tên, chưa có mã. </w:t>
-            </w:r>
-            <w:r>
-              <w:rPr>
-                <w:b/>
-              </w:rPr>
-              <w:t>Phải có trước khi bàn giao dữ liệu cho bên anh Khang</w:t>
-            </w:r>
-            <w:r>
-              <w:t>, không thì sổ sai mã</w:t>
+              <w:t>Bỏ trống trong tệp trả lời 22/09</w:t>
             </w:r>
           </w:p>
         </w:tc>
@@ -2232,7 +2662,7 @@
               <w:rPr>
                 <w:b/>
               </w:rPr>
-              <w:t>C5.7</w:t>
+              <w:t>C8.1</w:t>
             </w:r>
           </w:p>
         </w:tc>
@@ -2243,13 +2673,7 @@
           <w:p>
             <w:r/>
             <w:r>
-              <w:t xml:space="preserve">Hoá đơn ghi USD mà khách chuyển Kíp: </w:t>
-            </w:r>
-            <w:r>
-              <w:rPr>
-                <w:b/>
-              </w:rPr>
-              <w:t>chênh lệch tỷ giá hạch toán thế nào</w:t>
+              <w:t>Những khoản hay rơi vào mục VI</w:t>
             </w:r>
           </w:p>
         </w:tc>
@@ -2260,7 +2684,7 @@
           <w:p>
             <w:r/>
             <w:r>
-              <w:t>Bên mình chỉ hiện ra hai con số (hoá đơn và số tiền thật về), không tự hạch toán chênh lệch — đó là sổ kế toán, việc của anh Khang. Cần anh Khang cho mã tài khoản chênh lệch tỷ giá nếu muốn tờ phiếu thu mang sẵn</w:t>
+              <w:t>Bỏ trống</w:t>
             </w:r>
           </w:p>
         </w:tc>
@@ -2276,7 +2700,7 @@
               <w:rPr>
                 <w:b/>
               </w:rPr>
-              <w:t>C5.8</w:t>
+              <w:t>C3.4</w:t>
             </w:r>
           </w:p>
         </w:tc>
@@ -2287,16 +2711,7 @@
           <w:p>
             <w:r/>
             <w:r>
-              <w:t xml:space="preserve">Tỷ giá dùng lúc thu: </w:t>
-            </w:r>
-            <w:r>
-              <w:rPr>
-                <w:b/>
-              </w:rPr>
-              <w:t>tỷ giá ngày thu</w:t>
-            </w:r>
-            <w:r>
-              <w:t xml:space="preserve"> hay tỷ giá đã khoá trên phiếu</w:t>
+              <w:t>Hao hụt khách có phạt / trừ tiền không</w:t>
             </w:r>
           </w:p>
         </w:tc>
@@ -2307,7 +2722,7 @@
           <w:p>
             <w:r/>
             <w:r>
-              <w:t>Hiện để mặc định là tỷ giá khoá trên phiếu, người ghi sửa được ngay trên hộp nhập. Cần bên EPL nói cách họ đang làm trên giấy</w:t>
+              <w:t>Bỏ trống; đang chỉ theo dõi và cảnh báo trên 1,5 %</w:t>
             </w:r>
           </w:p>
         </w:tc>
@@ -2323,7 +2738,7 @@
               <w:rPr>
                 <w:b/>
               </w:rPr>
-              <w:t>C1.1</w:t>
+              <w:t>C9.1</w:t>
             </w:r>
           </w:p>
         </w:tc>
@@ -2334,7 +2749,7 @@
           <w:p>
             <w:r/>
             <w:r>
-              <w:t>Tên người giữ tài khoản *KT Thu/Chi VC* và *KT Chi phí VC*</w:t>
+              <w:t>Màn phiếu chia tab theo mục có hợp lý không</w:t>
             </w:r>
           </w:p>
         </w:tc>
@@ -2345,69 +2760,13 @@
           <w:p>
             <w:r/>
             <w:r>
-              <w:t>Chỉ họ biết</w:t>
-            </w:r>
-          </w:p>
-        </w:tc>
-      </w:tr>
-      <w:tr>
-        <w:tc>
-          <w:tcPr>
-            <w:tcW w:type="dxa" w:w="2880"/>
-          </w:tcPr>
-          <w:p>
-            <w:r/>
-            <w:r>
-              <w:rPr>
-                <w:b/>
-              </w:rPr>
-              <w:t>C8.1</w:t>
-            </w:r>
-          </w:p>
-        </w:tc>
-        <w:tc>
-          <w:tcPr>
-            <w:tcW w:type="dxa" w:w="2880"/>
-          </w:tcPr>
-          <w:p>
-            <w:r/>
-            <w:r>
-              <w:t>Những khoản hay rơi vào mục VI</w:t>
-            </w:r>
-          </w:p>
-        </w:tc>
-        <w:tc>
-          <w:tcPr>
-            <w:tcW w:type="dxa" w:w="2880"/>
-          </w:tcPr>
-          <w:p>
-            <w:r/>
-            <w:r>
-              <w:t>Cần họ liệt kê để đặt sẵn danh mục</w:t>
+              <w:t>Bỏ trống; giữ tab, họ dùng thử rồi góp ý</w:t>
             </w:r>
           </w:p>
         </w:tc>
       </w:tr>
     </w:tbl>
     <w:p/>
-    <w:p>
-      <w:pPr>
-        <w:jc w:val="both"/>
-      </w:pPr>
-      <w:r>
-        <w:t xml:space="preserve">Ba câu mã tài khoản sửa rất nhanh (một bảng trong </w:t>
-      </w:r>
-      <w:r>
-        <w:rPr>
-          <w:rFonts w:ascii="Consolas" w:hAnsi="Consolas"/>
-          <w:sz w:val="19"/>
-        </w:rPr>
-        <w:t>services/chung_tu.py</w:t>
-      </w:r>
-      <w:r>
-        <w:t>), nhưng sai thì sổ kế toán sai.</w:t>
-      </w:r>
-    </w:p>
     <w:p>
       <w:pPr>
         <w:jc w:val="both"/>
@@ -2861,7 +3220,22 @@
           <w:p>
             <w:r/>
             <w:r>
-              <w:t>Mã tài khoản còn thiếu (tiền mặt, ngân hàng, hàng khách gửi, giá vốn)</w:t>
+              <w:t xml:space="preserve">Mã tài khoản còn thiếu: </w:t>
+            </w:r>
+            <w:r>
+              <w:rPr>
+                <w:b/>
+              </w:rPr>
+              <w:t>hàng khách gửi</w:t>
+            </w:r>
+            <w:r>
+              <w:t xml:space="preserve">, </w:t>
+            </w:r>
+            <w:r>
+              <w:rPr>
+                <w:b/>
+              </w:rPr>
+              <w:t>giá vốn</w:t>
             </w:r>
           </w:p>
         </w:tc>
@@ -2883,17 +3257,7 @@
           <w:p>
             <w:r/>
             <w:r>
-              <w:t xml:space="preserve">Đang để tên không mã; sửa một bảng </w:t>
-            </w:r>
-            <w:r>
-              <w:rPr>
-                <w:rFonts w:ascii="Consolas" w:hAnsi="Consolas"/>
-                <w:sz w:val="19"/>
-              </w:rPr>
-              <w:t>services/chung_tu.py</w:t>
-            </w:r>
-            <w:r>
-              <w:t xml:space="preserve"> khi có</w:t>
+              <w:t>Kho, NCC, bốn mã tiền đã có (anh Khampla 22/09); còn hai mã này để tên không mã</w:t>
             </w:r>
           </w:p>
         </w:tc>

--- a/DOCS/word/CONG_VIEC_CHO_ANH_KHAMPLA_CHOT.docx
+++ b/DOCS/word/CONG_VIEC_CHO_ANH_KHAMPLA_CHOT.docx
@@ -1110,7 +1110,7 @@
               <w:t>Anh Khampla 22/09</w:t>
             </w:r>
             <w:r>
-              <w:t xml:space="preserve"> xác nhận, và thêm: có cả giá </w:t>
+              <w:t xml:space="preserve"> xác nhận, thêm giá </w:t>
             </w:r>
             <w:r>
               <w:rPr>
@@ -1119,7 +1119,27 @@
               <w:t>khoán trọn chuyến</w:t>
             </w:r>
             <w:r>
-              <w:t xml:space="preserve"> (xe ngoài không hợp đồng) và giá đổi theo mùa/giá dầu → đợt 2, mục 2.1</w:t>
+              <w:t xml:space="preserve"> → đã làm 22/09 (</w:t>
+            </w:r>
+            <w:r>
+              <w:rPr>
+                <w:rFonts w:ascii="Consolas" w:hAnsi="Consolas"/>
+                <w:sz w:val="19"/>
+              </w:rPr>
+              <w:t>price_mode</w:t>
+            </w:r>
+            <w:r>
+              <w:t xml:space="preserve">: theo tấn · trọn chuyến, trên phiếu và bảng giá). Giá đổi theo mùa dùng </w:t>
+            </w:r>
+            <w:r>
+              <w:rPr>
+                <w:rFonts w:ascii="Consolas" w:hAnsi="Consolas"/>
+                <w:sz w:val="19"/>
+              </w:rPr>
+              <w:t>valid_from</w:t>
+            </w:r>
+            <w:r>
+              <w:t xml:space="preserve"> có sẵn</w:t>
             </w:r>
           </w:p>
         </w:tc>
@@ -1246,16 +1266,13 @@
           <w:p>
             <w:r/>
             <w:r>
-              <w:t xml:space="preserve">2 %/phiếu và 1 USD/tấn vượt 40 t là </w:t>
+              <w:t xml:space="preserve">~~mặc định chung~~ → </w:t>
             </w:r>
             <w:r>
               <w:rPr>
                 <w:b/>
               </w:rPr>
-              <w:t>mặc định</w:t>
-            </w:r>
-            <w:r>
-              <w:t>, sửa được trên từng phiếu</w:t>
+              <w:t>theo từng chủ xe</w:t>
             </w:r>
           </w:p>
         </w:tc>
@@ -1269,19 +1286,10 @@
               <w:rPr>
                 <w:b/>
               </w:rPr>
-              <w:t>Anh Khampla 22/09:</w:t>
-            </w:r>
-            <w:r>
-              <w:t xml:space="preserve"> khác nhau theo </w:t>
-            </w:r>
-            <w:r>
-              <w:rPr>
-                <w:b/>
-              </w:rPr>
-              <w:t>từng chủ xe / hợp đồng</w:t>
-            </w:r>
-            <w:r>
-              <w:t xml:space="preserve"> → đợt 2, mục 2.4 (mặc định theo hồ sơ chủ xe)</w:t>
+              <w:t>Anh Khampla 22/09.</w:t>
+            </w:r>
+            <w:r>
+              <w:t xml:space="preserve"> Đã làm 22/09: danh mục *Chủ xe liên kết* giữ phí %, ngưỡng tấn, mức trừ, tiền thuê; phiếu tự điền theo chủ xe, kế toán vẫn sửa được</w:t>
             </w:r>
           </w:p>
         </w:tc>
@@ -1308,16 +1316,13 @@
           <w:p>
             <w:r/>
             <w:r>
-              <w:t xml:space="preserve">Trả chủ xe </w:t>
+              <w:t xml:space="preserve">~~chỉ từng phiếu~~ → </w:t>
             </w:r>
             <w:r>
               <w:rPr>
                 <w:b/>
               </w:rPr>
-              <w:t>theo từng phiếu</w:t>
-            </w:r>
-            <w:r>
-              <w:t>, sau khi phiếu khoá</w:t>
+              <w:t>từng phiếu · gộp tháng · theo đợt</w:t>
             </w:r>
           </w:p>
         </w:tc>
@@ -1331,10 +1336,20 @@
               <w:rPr>
                 <w:b/>
               </w:rPr>
-              <w:t>Anh Khampla 22/09:</w:t>
-            </w:r>
-            <w:r>
-              <w:t xml:space="preserve"> cả ba kiểu — từng phiếu (không hợp đồng), gộp cuối tháng, theo đợt → đợt 2, mục 2.3</w:t>
+              <w:t>Anh Khampla 22/09.</w:t>
+            </w:r>
+            <w:r>
+              <w:t xml:space="preserve"> Đã làm 22/09: mỗi chủ xe ghi cách trả; quỹ tích nhiều phiếu đã khoá rồi *Trả gộp*, một đợt một tờ </w:t>
+            </w:r>
+            <w:r>
+              <w:rPr>
+                <w:rFonts w:ascii="Consolas" w:hAnsi="Consolas"/>
+                <w:sz w:val="19"/>
+              </w:rPr>
+              <w:t>PC_CX</w:t>
+            </w:r>
+            <w:r>
+              <w:t>. Số tiền đợt = tổng các phiếu, không gõ tay — trả lẻ một phần cho một phiếu thì chưa có, chờ họ có nhu cầu thật</w:t>
             </w:r>
           </w:p>
         </w:tc>

--- a/DOCS/word/CONG_VIEC_CHO_ANH_KHAMPLA_CHOT.docx
+++ b/DOCS/word/CONG_VIEC_CHO_ANH_KHAMPLA_CHOT.docx
@@ -2798,7 +2798,7 @@
         <w:rPr>
           <w:color w:val="145C4A"/>
         </w:rPr>
-        <w:t>Phần 3. Nợ kỹ thuật bên mình tự biết</w:t>
+        <w:t>Phần 3. Nợ kỹ thuật bên mình tự biết — **đã dọn hết 22/09**</w:t>
       </w:r>
     </w:p>
     <w:p>
@@ -2806,7 +2806,7 @@
         <w:pStyle w:val="Heading2"/>
       </w:pPr>
       <w:r>
-        <w:t>3.1 Máy chủ vẫn trả giá bán cho mọi vai ở các API khác</w:t>
+        <w:t>3.1 Máy chủ vẫn trả giá bán cho mọi vai ở các API khác — ☑ **XONG 22/09**</w:t>
       </w:r>
     </w:p>
     <w:p>
@@ -2814,22 +2814,8 @@
         <w:jc w:val="both"/>
       </w:pPr>
       <w:r>
-        <w:t xml:space="preserve">Hai báo cáo của màn Tổng quan đã </w:t>
+        <w:t xml:space="preserve">Trước đây </w:t>
       </w:r>
-      <w:r>
-        <w:rPr>
-          <w:b/>
-        </w:rPr>
-        <w:t>bỏ hẳn</w:t>
-      </w:r>
-      <w:r>
-        <w:t xml:space="preserve"> các khoá tiền bán với Bãi, tài xế, thủ kho. Nhưng</w:t>
-      </w:r>
-    </w:p>
-    <w:p>
-      <w:pPr>
-        <w:jc w:val="both"/>
-      </w:pPr>
       <w:r>
         <w:rPr>
           <w:rFonts w:ascii="Consolas" w:hAnsi="Consolas"/>
@@ -2848,7 +2834,7 @@
         <w:t>/api/bao-cao/theo-doi</w:t>
       </w:r>
       <w:r>
-        <w:t xml:space="preserve"> vẫn trả đơn giá, thành tiền, lãi cho mọi vai — giao diện có che</w:t>
+        <w:t xml:space="preserve"> vẫn trả đơn giá, thành tiền, lãi cho mọi vai; giao</w:t>
       </w:r>
     </w:p>
     <w:p>
@@ -2856,7 +2842,7 @@
         <w:jc w:val="both"/>
       </w:pPr>
       <w:r>
-        <w:t>nhưng mở công cụ trình duyệt là thấy.</w:t>
+        <w:t>diện có che nhưng mở công cụ trình duyệt là đọc được hết.</w:t>
       </w:r>
     </w:p>
     <w:p>
@@ -2864,17 +2850,26 @@
         <w:jc w:val="both"/>
       </w:pPr>
       <w:r>
-        <w:t>Chưa dọn ngay vì chỗ này đụng đường dữ liệu chung của màn phiếu (</w:t>
+        <w:t xml:space="preserve">Đã sửa ở </w:t>
+      </w:r>
+      <w:r>
+        <w:rPr>
+          <w:b/>
+        </w:rPr>
+        <w:t>một chỗ duy nhất</w:t>
+      </w:r>
+      <w:r>
+        <w:t xml:space="preserve">: </w:t>
       </w:r>
       <w:r>
         <w:rPr>
           <w:rFonts w:ascii="Consolas" w:hAnsi="Consolas"/>
           <w:sz w:val="19"/>
         </w:rPr>
-        <w:t>xuat_phieu</w:t>
+        <w:t>xuat_phieu()</w:t>
       </w:r>
       <w:r>
-        <w:t xml:space="preserve"> dùng cho cả nhập liệu lẫn</w:t>
+        <w:t xml:space="preserve"> nhận thêm vai người gọi, và vai không được thấy tiền bán</w:t>
       </w:r>
     </w:p>
     <w:p>
@@ -2882,16 +2877,56 @@
         <w:jc w:val="both"/>
       </w:pPr>
       <w:r>
-        <w:t xml:space="preserve">báo cáo), sửa vội dễ hỏng phép tính. Nay A2 đã chốt nên </w:t>
+        <w:t xml:space="preserve">thì các khoá đó bị </w:t>
       </w:r>
       <w:r>
         <w:rPr>
           <w:b/>
         </w:rPr>
-        <w:t>làm được rồi</w:t>
+        <w:t>bỏ hẳn</w:t>
       </w:r>
       <w:r>
-        <w:t>: khoảng nửa ngày, kèm bộ kiểm</w:t>
+        <w:t xml:space="preserve"> khỏi gói trả về (</w:t>
+      </w:r>
+      <w:r>
+        <w:rPr>
+          <w:rFonts w:ascii="Consolas" w:hAnsi="Consolas"/>
+          <w:sz w:val="19"/>
+        </w:rPr>
+        <w:t>price</w:t>
+      </w:r>
+      <w:r>
+        <w:t xml:space="preserve">, </w:t>
+      </w:r>
+      <w:r>
+        <w:rPr>
+          <w:rFonts w:ascii="Consolas" w:hAnsi="Consolas"/>
+          <w:sz w:val="19"/>
+        </w:rPr>
+        <w:t>price_ccy</w:t>
+      </w:r>
+      <w:r>
+        <w:t xml:space="preserve">, </w:t>
+      </w:r>
+      <w:r>
+        <w:rPr>
+          <w:rFonts w:ascii="Consolas" w:hAnsi="Consolas"/>
+          <w:sz w:val="19"/>
+        </w:rPr>
+        <w:t>hire_price</w:t>
+      </w:r>
+      <w:r>
+        <w:t xml:space="preserve">, </w:t>
+      </w:r>
+      <w:r>
+        <w:rPr>
+          <w:rFonts w:ascii="Consolas" w:hAnsi="Consolas"/>
+          <w:sz w:val="19"/>
+        </w:rPr>
+        <w:t>fee_pct</w:t>
+      </w:r>
+      <w:r>
+        <w:t>,</w:t>
       </w:r>
     </w:p>
     <w:p>
@@ -2899,7 +2934,34 @@
         <w:jc w:val="both"/>
       </w:pPr>
       <w:r>
-        <w:t>chặn ở mức API chứ không chỉ ở giao diện.</w:t>
+        <w:rPr>
+          <w:rFonts w:ascii="Consolas" w:hAnsi="Consolas"/>
+          <w:sz w:val="19"/>
+        </w:rPr>
+        <w:t>over_limit_t</w:t>
+      </w:r>
+      <w:r>
+        <w:t xml:space="preserve">, </w:t>
+      </w:r>
+      <w:r>
+        <w:rPr>
+          <w:rFonts w:ascii="Consolas" w:hAnsi="Consolas"/>
+          <w:sz w:val="19"/>
+        </w:rPr>
+        <w:t>over_price</w:t>
+      </w:r>
+      <w:r>
+        <w:t xml:space="preserve">, và trong khối </w:t>
+      </w:r>
+      <w:r>
+        <w:rPr>
+          <w:rFonts w:ascii="Consolas" w:hAnsi="Consolas"/>
+          <w:sz w:val="19"/>
+        </w:rPr>
+        <w:t>tinh</w:t>
+      </w:r>
+      <w:r>
+        <w:t xml:space="preserve"> là doanh thu, tiền thuê, phần trừ, lãi, đã thu, còn</w:t>
       </w:r>
     </w:p>
     <w:p>
@@ -2907,16 +2969,16 @@
         <w:jc w:val="both"/>
       </w:pPr>
       <w:r>
-        <w:t xml:space="preserve">Cập nhật 21/09: đợt sửa tiền tệ vừa rồi </w:t>
+        <w:t xml:space="preserve">lại). Phần </w:t>
       </w:r>
       <w:r>
         <w:rPr>
           <w:b/>
         </w:rPr>
-        <w:t>không đụng tới việc này</w:t>
+        <w:t>chi phí giữ nguyên</w:t>
       </w:r>
       <w:r>
-        <w:t xml:space="preserve"> — các khoá tiền bán đổi tên</w:t>
+        <w:t xml:space="preserve"> — chính họ nhập và chi, giấu đi là họ không kiểm được việc của mình.</w:t>
       </w:r>
     </w:p>
     <w:p>
@@ -2924,24 +2986,152 @@
         <w:jc w:val="both"/>
       </w:pPr>
       <w:r>
-        <w:t>(</w:t>
+        <w:t xml:space="preserve">Mọi đường gọi hàm đó đều truyền vai, kể cả báo cáo Theo dõi. Bộ kiểm </w:t>
       </w:r>
       <w:r>
         <w:rPr>
           <w:rFonts w:ascii="Consolas" w:hAnsi="Consolas"/>
           <w:sz w:val="19"/>
         </w:rPr>
-        <w:t>doanh_thu_usd</w:t>
+        <w:t>kiem/thu_no_ky_thuat.py</w:t>
       </w:r>
       <w:r>
-        <w:t xml:space="preserve"> → </w:t>
+        <w:t xml:space="preserve"> chặn ở</w:t>
+      </w:r>
+    </w:p>
+    <w:p>
+      <w:pPr>
+        <w:jc w:val="both"/>
+      </w:pPr>
+      <w:r>
+        <w:t>mức API: ba vai không được xem thì không có khoá nào, còn kế toán thì phải thấy đủ — nếu kế toán cũng</w:t>
+      </w:r>
+    </w:p>
+    <w:p>
+      <w:pPr>
+        <w:jc w:val="both"/>
+      </w:pPr>
+      <w:r>
+        <w:t>mất thì phép lọc đã cắt nhầm.</w:t>
+      </w:r>
+    </w:p>
+    <w:p>
+      <w:pPr>
+        <w:pStyle w:val="Heading2"/>
+      </w:pPr>
+      <w:r>
+        <w:t>3.2 Ảnh xe chưa lưu được — ☑ **XONG 22/09**</w:t>
+      </w:r>
+    </w:p>
+    <w:p>
+      <w:pPr>
+        <w:jc w:val="both"/>
+      </w:pPr>
+      <w:r>
+        <w:t xml:space="preserve">Đã dùng lại </w:t>
+      </w:r>
+      <w:r>
+        <w:rPr>
+          <w:b/>
+        </w:rPr>
+        <w:t>đúng chỗ chứa tệp của phiếu</w:t>
+      </w:r>
+      <w:r>
+        <w:t xml:space="preserve"> (</w:t>
       </w:r>
       <w:r>
         <w:rPr>
           <w:rFonts w:ascii="Consolas" w:hAnsi="Consolas"/>
           <w:sz w:val="19"/>
         </w:rPr>
-        <w:t>doanh_thu</w:t>
+        <w:t>EPL_LAO_TEP</w:t>
+      </w:r>
+      <w:r>
+        <w:t xml:space="preserve">), chỉ khác thư mục con </w:t>
+      </w:r>
+      <w:r>
+        <w:rPr>
+          <w:rFonts w:ascii="Consolas" w:hAnsi="Consolas"/>
+          <w:sz w:val="19"/>
+        </w:rPr>
+        <w:t>xe/&lt;id&gt;</w:t>
+      </w:r>
+      <w:r>
+        <w:t xml:space="preserve"> — một chỗ</w:t>
+      </w:r>
+    </w:p>
+    <w:p>
+      <w:pPr>
+        <w:jc w:val="both"/>
+      </w:pPr>
+      <w:r>
+        <w:t xml:space="preserve">chứa thì một chỗ sao lưu. Bảng </w:t>
+      </w:r>
+      <w:r>
+        <w:rPr>
+          <w:rFonts w:ascii="Consolas" w:hAnsi="Consolas"/>
+          <w:sz w:val="19"/>
+        </w:rPr>
+        <w:t>vehicle_photos</w:t>
+      </w:r>
+      <w:r>
+        <w:t>; ảnh đầu tiên của xe tự thành ảnh đại diện; xoá ảnh đại</w:t>
+      </w:r>
+    </w:p>
+    <w:p>
+      <w:pPr>
+        <w:jc w:val="both"/>
+      </w:pPr>
+      <w:r>
+        <w:t>diện thì ảnh còn lại mới nhất lên thay. Danh sách xe mang sẵn ảnh đại diện (lấy một lượt cho cả danh</w:t>
+      </w:r>
+    </w:p>
+    <w:p>
+      <w:pPr>
+        <w:jc w:val="both"/>
+      </w:pPr>
+      <w:r>
+        <w:t>sách, 500 xe không thành 500 lượt hỏi). Ảnh chỉ mở được khi có phiên, y như tệp phiếu.</w:t>
+      </w:r>
+    </w:p>
+    <w:p>
+      <w:pPr>
+        <w:jc w:val="both"/>
+      </w:pPr>
+      <w:r>
+        <w:t xml:space="preserve">Ảnh </w:t>
+      </w:r>
+      <w:r>
+        <w:rPr>
+          <w:b/>
+        </w:rPr>
+        <w:t>tài xế</w:t>
+      </w:r>
+      <w:r>
+        <w:t xml:space="preserve"> thì vẫn chưa lưu — màn Tài xế nói rõ điều đó, không để nút bấm chết.</w:t>
+      </w:r>
+    </w:p>
+    <w:p>
+      <w:pPr>
+        <w:pStyle w:val="Heading2"/>
+      </w:pPr>
+      <w:r>
+        <w:t>3.3 Lệnh sửa chữa không gắn chuyến — ☑ **XONG 22/09** (đợt 3.5)</w:t>
+      </w:r>
+    </w:p>
+    <w:p>
+      <w:pPr>
+        <w:jc w:val="both"/>
+      </w:pPr>
+      <w:r>
+        <w:t xml:space="preserve">Anh Khampla xác nhận có bảo dưỡng định kỳ (C7.3), nên đã làm: bảng </w:t>
+      </w:r>
+      <w:r>
+        <w:rPr>
+          <w:rFonts w:ascii="Consolas" w:hAnsi="Consolas"/>
+          <w:sz w:val="19"/>
+        </w:rPr>
+        <w:t>repair_orders</w:t>
       </w:r>
       <w:r>
         <w:t xml:space="preserve"> + </w:t>
@@ -2951,10 +3141,37 @@
           <w:rFonts w:ascii="Consolas" w:hAnsi="Consolas"/>
           <w:sz w:val="19"/>
         </w:rPr>
-        <w:t>ccy</w:t>
+        <w:t>repair_lines</w:t>
       </w:r>
       <w:r>
-        <w:t>) nhưng vẫn trả cho mọi vai ở hai đường trên. Việc vẫn còn nguyên.</w:t>
+        <w:t>,</w:t>
+      </w:r>
+    </w:p>
+    <w:p>
+      <w:pPr>
+        <w:jc w:val="both"/>
+      </w:pPr>
+      <w:r>
+        <w:t xml:space="preserve">màn </w:t>
+      </w:r>
+      <w:r>
+        <w:rPr>
+          <w:b/>
+        </w:rPr>
+        <w:t>Lệnh sửa chữa</w:t>
+      </w:r>
+      <w:r>
+        <w:t xml:space="preserve">, đi qua đúng chuỗi duyệt của mục V. Xem mục A9 trong </w:t>
+      </w:r>
+      <w:r>
+        <w:rPr>
+          <w:rFonts w:ascii="Consolas" w:hAnsi="Consolas"/>
+          <w:sz w:val="19"/>
+        </w:rPr>
+        <w:t>NGHIEP_VU_DB_API</w:t>
+      </w:r>
+      <w:r>
+        <w:t>.</w:t>
       </w:r>
     </w:p>
     <w:p>
@@ -2962,7 +3179,7 @@
         <w:pStyle w:val="Heading2"/>
       </w:pPr>
       <w:r>
-        <w:t>3.2 Ảnh xe chưa lưu được</w:t>
+        <w:t>3.4 Ô "Việc của tôi" của KT Doanh thu luôn là 0 — ☑ **XONG 22/09**</w:t>
       </w:r>
     </w:p>
     <w:p>
@@ -2970,7 +3187,7 @@
         <w:jc w:val="both"/>
       </w:pPr>
       <w:r>
-        <w:t>Bản thiết kế màn Xe có khung ảnh. Máy chủ chưa có chỗ chứa tệp cho ảnh xe (phần đính kèm hiện chỉ làm</w:t>
+        <w:t>Ô này đếm mục I–VI đang chờ chính vai đó làm, mà KT Doanh thu không phụ trách mục nào — việc của họ</w:t>
       </w:r>
     </w:p>
     <w:p>
@@ -2978,7 +3195,16 @@
         <w:jc w:val="both"/>
       </w:pPr>
       <w:r>
-        <w:t>cho phiếu quặng), nên khung ảnh để trống kèm dòng ghi rõ là chưa lưu được — không để nút bấm chết.</w:t>
+        <w:t xml:space="preserve">nằm ở </w:t>
+      </w:r>
+      <w:r>
+        <w:rPr>
+          <w:b/>
+        </w:rPr>
+        <w:t>mức phiếu</w:t>
+      </w:r>
+      <w:r>
+        <w:t>. Nay với vai đó ô này đếm *phiếu đã khoá chưa xuất hoá đơn* cộng *hoá đơn chưa thu</w:t>
       </w:r>
     </w:p>
     <w:p>
@@ -2986,63 +3212,7 @@
         <w:jc w:val="both"/>
       </w:pPr>
       <w:r>
-        <w:t>Khoảng nửa ngày, dùng lại đúng chỗ chứa tệp của phiếu.</w:t>
-      </w:r>
-    </w:p>
-    <w:p>
-      <w:pPr>
-        <w:pStyle w:val="Heading2"/>
-      </w:pPr>
-      <w:r>
-        <w:t>3.3 Lệnh sửa chữa không gắn chuyến</w:t>
-      </w:r>
-    </w:p>
-    <w:p>
-      <w:pPr>
-        <w:jc w:val="both"/>
-      </w:pPr>
-      <w:r>
-        <w:t>Sửa xe tại bãi lúc xe không chạy hiện phải gắn vào phiếu gần nhất, hơi gượng. Một lệnh sửa chữa riêng</w:t>
-      </w:r>
-    </w:p>
-    <w:p>
-      <w:pPr>
-        <w:jc w:val="both"/>
-      </w:pPr>
-      <w:r>
-        <w:t>theo xe sẽ sạch hơn (khoảng một ngày). Chờ xem họ có làm bảo dưỡng định kỳ thật không đã.</w:t>
-      </w:r>
-    </w:p>
-    <w:p>
-      <w:pPr>
-        <w:pStyle w:val="Heading2"/>
-      </w:pPr>
-      <w:r>
-        <w:t>3.4 Ô "Việc của tôi" của KT Doanh thu luôn là 0</w:t>
-      </w:r>
-    </w:p>
-    <w:p>
-      <w:pPr>
-        <w:jc w:val="both"/>
-      </w:pPr>
-      <w:r>
-        <w:t>Ô này đếm mục I–VI đang chờ chính vai đó làm. KT Doanh thu không phụ trách mục nào — việc của họ là</w:t>
-      </w:r>
-    </w:p>
-    <w:p>
-      <w:pPr>
-        <w:jc w:val="both"/>
-      </w:pPr>
-      <w:r>
-        <w:t>hoá đơn và thu tiền, nằm ở mức phiếu. Họ đã có chip *Chờ hoá đơn* riêng. Làm gọn khi có dịp: cho ô này</w:t>
-      </w:r>
-    </w:p>
-    <w:p>
-      <w:pPr>
-        <w:jc w:val="both"/>
-      </w:pPr>
-      <w:r>
-        <w:t>đếm phiếu đã khoá chưa xuất hoá đơn cộng hoá đơn chưa thu tiền.</w:t>
+        <w:t>đủ tiền*, và bấm vào mở thẳng phiếu đầu tiên đang chờ.</w:t>
       </w:r>
     </w:p>
     <w:p>

--- a/DOCS/word/CONG_VIEC_CHO_ANH_KHAMPLA_CHOT.docx
+++ b/DOCS/word/CONG_VIEC_CHO_ANH_KHAMPLA_CHOT.docx
@@ -2737,7 +2737,13 @@
           <w:p>
             <w:r/>
             <w:r>
-              <w:t>Bỏ trống; đang chỉ theo dõi và cảnh báo trên 1,5 %</w:t>
+              <w:rPr>
+                <w:b/>
+              </w:rPr>
+              <w:t>Đã trả lời 22/09 (nói miệng qua anh chủ dự án): chỉ theo dõi, không trừ.</w:t>
+            </w:r>
+            <w:r>
+              <w:t xml:space="preserve"> Đúng như đang chạy — không phải sửa</w:t>
             </w:r>
           </w:p>
         </w:tc>

--- a/DOCS/word/CONG_VIEC_CHO_ANH_KHAMPLA_CHOT.docx
+++ b/DOCS/word/CONG_VIEC_CHO_ANH_KHAMPLA_CHOT.docx
@@ -3237,6 +3237,313 @@
         <w:rPr>
           <w:color w:val="145C4A"/>
         </w:rPr>
+        <w:t>Phần 3b. Bốn việc anh chủ dự án chốt chiều 22/09 — đã làm</w:t>
+      </w:r>
+    </w:p>
+    <w:tbl>
+      <w:tblPr>
+        <w:tblStyle w:val="LightGrid-Accent1"/>
+        <w:tblW w:type="auto" w:w="0"/>
+        <w:tblLook w:firstColumn="1" w:firstRow="1" w:lastColumn="0" w:lastRow="0" w:noHBand="0" w:noVBand="1" w:val="04A0"/>
+      </w:tblPr>
+      <w:tblGrid>
+        <w:gridCol w:w="2880"/>
+        <w:gridCol w:w="2880"/>
+        <w:gridCol w:w="2880"/>
+      </w:tblGrid>
+      <w:tr>
+        <w:tc>
+          <w:tcPr>
+            <w:tcW w:type="dxa" w:w="2880"/>
+          </w:tcPr>
+          <w:p>
+            <w:r>
+              <w:rPr>
+                <w:b/>
+              </w:rPr>
+            </w:r>
+            <w:r>
+              <w:rPr>
+                <w:b/>
+              </w:rPr>
+              <w:t>Việc</w:t>
+            </w:r>
+          </w:p>
+        </w:tc>
+        <w:tc>
+          <w:tcPr>
+            <w:tcW w:type="dxa" w:w="2880"/>
+          </w:tcPr>
+          <w:p>
+            <w:r>
+              <w:rPr>
+                <w:b/>
+              </w:rPr>
+            </w:r>
+            <w:r>
+              <w:rPr>
+                <w:b/>
+              </w:rPr>
+              <w:t>Anh chốt</w:t>
+            </w:r>
+          </w:p>
+        </w:tc>
+        <w:tc>
+          <w:tcPr>
+            <w:tcW w:type="dxa" w:w="2880"/>
+          </w:tcPr>
+          <w:p>
+            <w:r>
+              <w:rPr>
+                <w:b/>
+              </w:rPr>
+            </w:r>
+            <w:r>
+              <w:rPr>
+                <w:b/>
+              </w:rPr>
+              <w:t>Đã làm</w:t>
+            </w:r>
+          </w:p>
+        </w:tc>
+      </w:tr>
+      <w:tr>
+        <w:tc>
+          <w:tcPr>
+            <w:tcW w:type="dxa" w:w="2880"/>
+          </w:tcPr>
+          <w:p>
+            <w:r/>
+            <w:r>
+              <w:t>Ảnh tài xế</w:t>
+            </w:r>
+          </w:p>
+        </w:tc>
+        <w:tc>
+          <w:tcPr>
+            <w:tcW w:type="dxa" w:w="2880"/>
+          </w:tcPr>
+          <w:p>
+            <w:r/>
+            <w:r>
+              <w:t>Làm</w:t>
+            </w:r>
+          </w:p>
+        </w:tc>
+        <w:tc>
+          <w:tcPr>
+            <w:tcW w:type="dxa" w:w="2880"/>
+          </w:tcPr>
+          <w:p>
+            <w:r/>
+            <w:r>
+              <w:t>Cùng bộ máy với ảnh xe (</w:t>
+            </w:r>
+            <w:r>
+              <w:rPr>
+                <w:rFonts w:ascii="Consolas" w:hAnsi="Consolas"/>
+                <w:sz w:val="19"/>
+              </w:rPr>
+              <w:t>routes/anh.py</w:t>
+            </w:r>
+            <w:r>
+              <w:t xml:space="preserve">), thư mục </w:t>
+            </w:r>
+            <w:r>
+              <w:rPr>
+                <w:rFonts w:ascii="Consolas" w:hAnsi="Consolas"/>
+                <w:sz w:val="19"/>
+              </w:rPr>
+              <w:t>tai-xe/&lt;id&gt;</w:t>
+            </w:r>
+            <w:r>
+              <w:t>; nút *+ Thêm ảnh* trong hộ sơ tài xế; ảnh đầu tự thành ảnh đại diện</w:t>
+            </w:r>
+          </w:p>
+        </w:tc>
+      </w:tr>
+      <w:tr>
+        <w:tc>
+          <w:tcPr>
+            <w:tcW w:type="dxa" w:w="2880"/>
+          </w:tcPr>
+          <w:p>
+            <w:r/>
+            <w:r>
+              <w:t>Cấn trừ có ghi thành phiếu thu không</w:t>
+            </w:r>
+          </w:p>
+        </w:tc>
+        <w:tc>
+          <w:tcPr>
+            <w:tcW w:type="dxa" w:w="2880"/>
+          </w:tcPr>
+          <w:p>
+            <w:r/>
+            <w:r>
+              <w:t>Em tự quyết nếu hợp lý</w:t>
+            </w:r>
+          </w:p>
+        </w:tc>
+        <w:tc>
+          <w:tcPr>
+            <w:tcW w:type="dxa" w:w="2880"/>
+          </w:tcPr>
+          <w:p>
+            <w:r/>
+            <w:r>
+              <w:rPr>
+                <w:b/>
+              </w:rPr>
+              <w:t>Có nút "Ghi cấn trừ tháng"</w:t>
+            </w:r>
+            <w:r>
+              <w:t xml:space="preserve"> (KT Doanh thu) ở bảng Cấn trừ: khoản khách trả hộ → phiếu thu cách thu *cấn trừ* trên hoá đơn còn nợ của khách (hoá đơn gộp cũ trước, phiếu lẻ cũ trước). Gọi đúng hàm ghi thu đang dùng, chỉ khác </w:t>
+            </w:r>
+            <w:r>
+              <w:rPr>
+                <w:rFonts w:ascii="Consolas" w:hAnsi="Consolas"/>
+                <w:sz w:val="19"/>
+              </w:rPr>
+              <w:t>method = offset</w:t>
+            </w:r>
+            <w:r>
+              <w:t xml:space="preserve">, nên sổ thu một kiểu dòng. "Đã ghi" đọc từ chính sổ thu (ref </w:t>
+            </w:r>
+            <w:r>
+              <w:rPr>
+                <w:rFonts w:ascii="Consolas" w:hAnsi="Consolas"/>
+                <w:sz w:val="19"/>
+              </w:rPr>
+              <w:t>CT-YYYYMM</w:t>
+            </w:r>
+            <w:r>
+              <w:t xml:space="preserve">), gọi lại không ghi trùng; khách trả hộ nhiều hơn cước còn phải thu thì phần dư để tháng sau, </w:t>
+            </w:r>
+            <w:r>
+              <w:rPr>
+                <w:b/>
+              </w:rPr>
+              <w:t>không ghi thu dư</w:t>
+            </w:r>
+          </w:p>
+        </w:tc>
+      </w:tr>
+      <w:tr>
+        <w:tc>
+          <w:tcPr>
+            <w:tcW w:type="dxa" w:w="2880"/>
+          </w:tcPr>
+          <w:p>
+            <w:r/>
+            <w:r>
+              <w:t>Đổi xe nhà ↔ xe liên kết giữa đường</w:t>
+            </w:r>
+          </w:p>
+        </w:tc>
+        <w:tc>
+          <w:tcPr>
+            <w:tcW w:type="dxa" w:w="2880"/>
+          </w:tcPr>
+          <w:p>
+            <w:r/>
+            <w:r>
+              <w:t>Theo em: chặn</w:t>
+            </w:r>
+          </w:p>
+        </w:tc>
+        <w:tc>
+          <w:tcPr>
+            <w:tcW w:type="dxa" w:w="2880"/>
+          </w:tcPr>
+          <w:p>
+            <w:r/>
+            <w:r>
+              <w:t xml:space="preserve">Chặn </w:t>
+            </w:r>
+            <w:r>
+              <w:rPr>
+                <w:rFonts w:ascii="Consolas" w:hAnsi="Consolas"/>
+                <w:sz w:val="19"/>
+              </w:rPr>
+              <w:t>KHAC_LOAI_XE</w:t>
+            </w:r>
+            <w:r>
+              <w:t xml:space="preserve"> — chứng từ đã sinh trước lúc đổi mang mã của loại xe cũ (625/614 với 4022), không ghi lại được; chuyện đổi chéo hiếm, lập phiếu mới</w:t>
+            </w:r>
+          </w:p>
+        </w:tc>
+      </w:tr>
+      <w:tr>
+        <w:tc>
+          <w:tcPr>
+            <w:tcW w:type="dxa" w:w="2880"/>
+          </w:tcPr>
+          <w:p>
+            <w:r/>
+            <w:r>
+              <w:t>Tên demo cho hai tài khoản mới</w:t>
+            </w:r>
+          </w:p>
+        </w:tc>
+        <w:tc>
+          <w:tcPr>
+            <w:tcW w:type="dxa" w:w="2880"/>
+          </w:tcPr>
+          <w:p>
+            <w:r/>
+            <w:r>
+              <w:t>Em đặt</w:t>
+            </w:r>
+          </w:p>
+        </w:tc>
+        <w:tc>
+          <w:tcPr>
+            <w:tcW w:type="dxa" w:w="2880"/>
+          </w:tcPr>
+          <w:p>
+            <w:r/>
+            <w:r>
+              <w:rPr>
+                <w:rFonts w:ascii="Consolas" w:hAnsi="Consolas"/>
+                <w:sz w:val="19"/>
+              </w:rPr>
+              <w:t>khopt</w:t>
+            </w:r>
+            <w:r>
+              <w:t xml:space="preserve"> — ທ້າວ ແກ້ວ (Keo), thủ kho phụ tùng · </w:t>
+            </w:r>
+            <w:r>
+              <w:rPr>
+                <w:rFonts w:ascii="Consolas" w:hAnsi="Consolas"/>
+                <w:sz w:val="19"/>
+              </w:rPr>
+              <w:t>totsua</w:t>
+            </w:r>
+            <w:r>
+              <w:t xml:space="preserve"> — ທ້າວ ສຸກ (Souk), tổ sửa chữa. Hai kế toán (C1.1) vẫn tên mẫu ນາງ ພອນ (Phone) · ນາງ ວິໄລວັນ (Vilayvanh) cho tới khi anh Khampla cho tên thật</w:t>
+            </w:r>
+          </w:p>
+        </w:tc>
+      </w:tr>
+    </w:tbl>
+    <w:p/>
+    <w:p>
+      <w:pPr>
+        <w:jc w:val="both"/>
+      </w:pPr>
+      <w:r>
+        <w:t>---</w:t>
+      </w:r>
+    </w:p>
+    <w:p>
+      <w:pPr>
+        <w:pStyle w:val="Heading1"/>
+      </w:pPr>
+      <w:r>
+        <w:rPr>
+          <w:color w:val="145C4A"/>
+        </w:rPr>
         <w:t>Phần 4. Chờ bên khác</w:t>
       </w:r>
     </w:p>
@@ -3437,7 +3744,13 @@
           <w:p>
             <w:r/>
             <w:r>
-              <w:t>Anh Khang</w:t>
+              <w:t xml:space="preserve">Anh Khang — </w:t>
+            </w:r>
+            <w:r>
+              <w:rPr>
+                <w:b/>
+              </w:rPr>
+              <w:t>chỉ còn chờ con mã</w:t>
             </w:r>
           </w:p>
         </w:tc>
@@ -3448,7 +3761,35 @@
           <w:p>
             <w:r/>
             <w:r>
-              <w:t>Kho, NCC, bốn mã tiền đã có (anh Khampla 22/09); còn hai mã này để tên không mã</w:t>
+              <w:t xml:space="preserve">Đã chốt logic 22/09 (mục 4 </w:t>
+            </w:r>
+            <w:r>
+              <w:rPr>
+                <w:rFonts w:ascii="Consolas" w:hAnsi="Consolas"/>
+                <w:sz w:val="19"/>
+              </w:rPr>
+              <w:t>HOP_DONG_API_ANH_KHANG</w:t>
+            </w:r>
+            <w:r>
+              <w:t xml:space="preserve">): hàng khách gửi là </w:t>
+            </w:r>
+            <w:r>
+              <w:rPr>
+                <w:b/>
+              </w:rPr>
+              <w:t>ngoài bảng</w:t>
+            </w:r>
+            <w:r>
+              <w:t xml:space="preserve">, bỏ hẳn kho 1371 khỏi ba tờ PNK_HH/PXK_HH/DC_HH; giá vốn Nợ *mã anh cấp* / Có 1371. Hai mã là </w:t>
+            </w:r>
+            <w:r>
+              <w:rPr>
+                <w:b/>
+              </w:rPr>
+              <w:t>ô cấu hình</w:t>
+            </w:r>
+            <w:r>
+              <w:t xml:space="preserve"> ở màn Chứng từ → Cấu hình (Sếp gõ), tờ sinh sau đó mang mã ngay</w:t>
             </w:r>
           </w:p>
         </w:tc>
